--- a/ARES_Mem_LLM_SLM_Model_Comparison_Report.docx
+++ b/ARES_Mem_LLM_SLM_Model_Comparison_Report.docx
@@ -249,7 +249,7 @@
                 <w:sz w:val="20"/>
                 <w:szCs w:val="20"/>
               </w:rPr>
-              <w:t xml:space="preserve">github.com/Ishwarpatra/ares-mem  (branch: main, commit: 41a5910)</w:t>
+              <w:t xml:space="preserve">github.com/Ishwarpatra/ares-mem  (branch: main, commit: 904fe4b)</w:t>
             </w:r>
           </w:p>
         </w:tc>
@@ -621,6 +621,20 @@
     </w:p>
     <w:p>
       <w:pPr>
+        <w:spacing w:after="80" w:before="0"/>
+        <w:jc w:val="both"/>
+      </w:pPr>
+      <w:r>
+        <w:rPr>
+          <w:rFonts w:ascii="Calibri" w:cs="Calibri" w:eastAsia="Calibri" w:hAnsi="Calibri"/>
+          <w:sz w:val="22"/>
+          <w:szCs w:val="22"/>
+        </w:rPr>
+        <w:t xml:space="preserve">Part V  — Research Integrity &amp; Known Limitations</w:t>
+      </w:r>
+    </w:p>
+    <w:p>
+      <w:pPr>
         <w:pBdr>
           <w:bottom w:val="single" w:color="1F4E5F" w:sz="8" w:space="1"/>
         </w:pBdr>
@@ -736,6 +750,20 @@
           <w:szCs w:val="22"/>
         </w:rPr>
         <w:t xml:space="preserve">Mem_Sandboxing_ARES.pdf        — Memory sandboxing threat model and ETVL pipeline specification</w:t>
+      </w:r>
+    </w:p>
+    <w:p>
+      <w:pPr>
+        <w:spacing w:after="160" w:before="0"/>
+        <w:jc w:val="both"/>
+      </w:pPr>
+      <w:r>
+        <w:rPr>
+          <w:rFonts w:ascii="Calibri" w:cs="Calibri" w:eastAsia="Calibri" w:hAnsi="Calibri"/>
+          <w:sz w:val="22"/>
+          <w:szCs w:val="22"/>
+        </w:rPr>
+        <w:t xml:space="preserve">Note: PDF documents were submitted separately alongside this repository and are not tracked in version control (see .gitignore).</w:t>
       </w:r>
     </w:p>
     <w:p>
@@ -17146,6 +17174,1429 @@
           <w:szCs w:val="22"/>
         </w:rPr>
         <w:t xml:space="preserve">Across all agents, the Qwen2.5 family is preferred over Meta Llama-3/3.2 for structured-output tasks (IFEval 78.1% vs 76.3% at 7-8B tier) and for on-device footprint at the SLM tier (Apache-2.0 license, 128K context at 7B). Llama-3-8B-Instruct remains a valid empirical comparison arm and should be included in Phase 1 and Phase 2 evaluation runs (Section 2.3) before any final model selection is committed to the codebase.</w:t>
+      </w:r>
+    </w:p>
+    <w:p>
+      <w:pPr>
+        <w:spacing w:after="100" w:before="0"/>
+        <w:jc w:val="both"/>
+      </w:pPr>
+      <w:r>
+        <w:rPr>
+          <w:rFonts w:ascii="Calibri" w:cs="Calibri" w:eastAsia="Calibri" w:hAnsi="Calibri"/>
+          <w:sz w:val="22"/>
+          <w:szCs w:val="22"/>
+        </w:rPr>
+        <w:t xml:space="preserve"/>
+      </w:r>
+    </w:p>
+    <w:p>
+      <w:r>
+        <w:br w:type="page"/>
+      </w:r>
+    </w:p>
+    <w:p>
+      <w:pPr>
+        <w:pStyle w:val="Heading1"/>
+        <w:spacing w:after="160" w:before="360"/>
+      </w:pPr>
+      <w:r>
+        <w:rPr>
+          <w:rFonts w:ascii="Calibri" w:cs="Calibri" w:eastAsia="Calibri" w:hAnsi="Calibri"/>
+          <w:b/>
+          <w:bCs/>
+          <w:color w:val="1F4E5F"/>
+          <w:sz w:val="30"/>
+          <w:szCs w:val="30"/>
+        </w:rPr>
+        <w:t xml:space="preserve">Part V — Research Integrity &amp; Known Limitations</w:t>
+      </w:r>
+    </w:p>
+    <w:p>
+      <w:pPr>
+        <w:spacing w:after="160" w:before="0"/>
+        <w:jc w:val="both"/>
+      </w:pPr>
+      <w:r>
+        <w:rPr>
+          <w:rFonts w:ascii="Calibri" w:cs="Calibri" w:eastAsia="Calibri" w:hAnsi="Calibri"/>
+          <w:sz w:val="22"/>
+          <w:szCs w:val="22"/>
+        </w:rPr>
+        <w:t xml:space="preserve">This section details the critical security research limitations identified during subsequent audit reviews, specifically regarding the test-set leakage in MemoryGuard's detection layer, and publishes the empirical generalization performance against the new 45-entry held-out adversarial corpus.</w:t>
+      </w:r>
+    </w:p>
+    <w:p>
+      <w:pPr>
+        <w:pStyle w:val="Heading2"/>
+        <w:spacing w:after="120" w:before="280"/>
+      </w:pPr>
+      <w:r>
+        <w:rPr>
+          <w:rFonts w:ascii="Calibri" w:cs="Calibri" w:eastAsia="Calibri" w:hAnsi="Calibri"/>
+          <w:b/>
+          <w:bCs/>
+          <w:color w:val="2E7D9A"/>
+          <w:sz w:val="26"/>
+          <w:szCs w:val="26"/>
+        </w:rPr>
+        <w:t xml:space="preserve">5.1 Verbatim Signature Layer Leakage</w:t>
+      </w:r>
+    </w:p>
+    <w:p>
+      <w:pPr>
+        <w:spacing w:after="160" w:before="0"/>
+        <w:jc w:val="both"/>
+      </w:pPr>
+      <w:r>
+        <w:rPr>
+          <w:rFonts w:ascii="Calibri" w:cs="Calibri" w:eastAsia="Calibri" w:hAnsi="Calibri"/>
+          <w:sz w:val="22"/>
+          <w:szCs w:val="22"/>
+        </w:rPr>
+        <w:t xml:space="preserve">During technical auditing, a critical test-set leakage issue was identified: the MemoryGuard quarantine layer previously used exact keyword blocklists (e.g. 'pre-approved and whitelisted', 'trust_tier=verified_internal') that were derived verbatim from the synthetic test corpus. This resulted in an artificially inflated 96.0% detection rate on the training corpus (Table 1.3), which measured pattern memorization rather than true semantic generalization.</w:t>
+      </w:r>
+    </w:p>
+    <w:p>
+      <w:pPr>
+        <w:spacing w:after="160" w:before="0"/>
+        <w:jc w:val="both"/>
+      </w:pPr>
+      <w:r>
+        <w:rPr>
+          <w:rFonts w:ascii="Calibri" w:cs="Calibri" w:eastAsia="Calibri" w:hAnsi="Calibri"/>
+          <w:sz w:val="22"/>
+          <w:szCs w:val="22"/>
+        </w:rPr>
+        <w:t xml:space="preserve">To address this, the codebase has been refactored into a two-tier architecture: Tier 1 (Signature Blocklist) and Tier 2 (ETVL Statistical/Semantic Pipeline). Tier 1 handles fast signature-matching of known attack patterns but has zero generalization. Tier 2 uses ETVL statistical metrics (semantic distance, imperative verb density, and bigram perplexity) to generalize to unseen, reworded attacks. Importantly, the existing corpus-derived phrases from the audit findings remain in the Tier 1 signature layer by design to act as a baseline blocklist. The automated CI test (tests/test_no_corpus_leakage.py) validates this separation: it grandfatheres in the known leaked keywords, but strictly blocks any new corpus-derived phrases from being introduced to the signature layer or holdout set.</w:t>
+      </w:r>
+    </w:p>
+    <w:p>
+      <w:pPr>
+        <w:pStyle w:val="Heading2"/>
+        <w:spacing w:after="120" w:before="280"/>
+      </w:pPr>
+      <w:r>
+        <w:rPr>
+          <w:rFonts w:ascii="Calibri" w:cs="Calibri" w:eastAsia="Calibri" w:hAnsi="Calibri"/>
+          <w:b/>
+          <w:bCs/>
+          <w:color w:val="2E7D9A"/>
+          <w:sz w:val="26"/>
+          <w:szCs w:val="26"/>
+        </w:rPr>
+        <w:t xml:space="preserve">5.2 First-Party Holdout Corpus Generalization Metrics</w:t>
+      </w:r>
+    </w:p>
+    <w:p>
+      <w:pPr>
+        <w:spacing w:after="160" w:before="0"/>
+        <w:jc w:val="both"/>
+      </w:pPr>
+      <w:r>
+        <w:rPr>
+          <w:rFonts w:ascii="Calibri" w:cs="Calibri" w:eastAsia="Calibri" w:hAnsi="Calibri"/>
+          <w:sz w:val="22"/>
+          <w:szCs w:val="22"/>
+        </w:rPr>
+        <w:t xml:space="preserve">To obtain an honest, leak-free evaluation of generalization capability, a held-out adversarial corpus of 45 reworded entries was constructed. No phrase in the holdout corpus has a substring overlap (&gt;= 30 characters) with the training corpus templates or heuristic keyword lists, as verified programmatically by tests/test_no_corpus_leakage.py (which fails CI on any new overlaps). The first-party results are compiled below:</w:t>
+      </w:r>
+    </w:p>
+    <w:tbl>
+      <w:tblPr>
+        <w:tblW w:type="dxa" w:w="8840"/>
+        <w:tblBorders>
+          <w:top w:val="single" w:color="auto" w:sz="4"/>
+          <w:left w:val="single" w:color="auto" w:sz="4"/>
+          <w:bottom w:val="single" w:color="auto" w:sz="4"/>
+          <w:right w:val="single" w:color="auto" w:sz="4"/>
+          <w:insideH w:val="single" w:color="auto" w:sz="4"/>
+          <w:insideV w:val="single" w:color="auto" w:sz="4"/>
+        </w:tblBorders>
+      </w:tblPr>
+      <w:tblGrid>
+        <w:gridCol w:w="4420"/>
+        <w:gridCol w:w="4420"/>
+      </w:tblGrid>
+      <w:tr>
+        <w:tc>
+          <w:tcPr>
+            <w:tcW w:type="dxa" w:w="4420"/>
+            <w:shd w:fill="1F4E5F" w:val="clear"/>
+            <w:tcMar>
+              <w:top w:type="dxa" w:w="80"/>
+              <w:left w:type="dxa" w:w="110"/>
+              <w:bottom w:type="dxa" w:w="80"/>
+              <w:right w:type="dxa" w:w="110"/>
+            </w:tcMar>
+          </w:tcPr>
+          <w:p>
+            <w:pPr>
+              <w:jc w:val="left"/>
+            </w:pPr>
+            <w:r>
+              <w:rPr>
+                <w:rFonts w:ascii="Calibri" w:cs="Calibri" w:eastAsia="Calibri" w:hAnsi="Calibri"/>
+                <w:b/>
+                <w:bCs/>
+                <w:i w:val="false"/>
+                <w:iCs w:val="false"/>
+                <w:color w:val="FFFFFF"/>
+                <w:sz w:val="20"/>
+                <w:szCs w:val="20"/>
+              </w:rPr>
+              <w:t xml:space="preserve">Metric</w:t>
+            </w:r>
+          </w:p>
+        </w:tc>
+        <w:tc>
+          <w:tcPr>
+            <w:tcW w:type="dxa" w:w="4420"/>
+            <w:shd w:fill="1F4E5F" w:val="clear"/>
+            <w:tcMar>
+              <w:top w:type="dxa" w:w="80"/>
+              <w:left w:type="dxa" w:w="110"/>
+              <w:bottom w:type="dxa" w:w="80"/>
+              <w:right w:type="dxa" w:w="110"/>
+            </w:tcMar>
+          </w:tcPr>
+          <w:p>
+            <w:pPr>
+              <w:jc w:val="left"/>
+            </w:pPr>
+            <w:r>
+              <w:rPr>
+                <w:rFonts w:ascii="Calibri" w:cs="Calibri" w:eastAsia="Calibri" w:hAnsi="Calibri"/>
+                <w:b/>
+                <w:bCs/>
+                <w:i w:val="false"/>
+                <w:iCs w:val="false"/>
+                <w:color w:val="FFFFFF"/>
+                <w:sz w:val="20"/>
+                <w:szCs w:val="20"/>
+              </w:rPr>
+              <w:t xml:space="preserve">Value</w:t>
+            </w:r>
+          </w:p>
+        </w:tc>
+      </w:tr>
+      <w:tr>
+        <w:tc>
+          <w:tcPr>
+            <w:tcW w:type="dxa" w:w="4420"/>
+            <w:shd w:fill="FFFFFF" w:val="clear"/>
+            <w:tcMar>
+              <w:top w:type="dxa" w:w="80"/>
+              <w:left w:type="dxa" w:w="110"/>
+              <w:bottom w:type="dxa" w:w="80"/>
+              <w:right w:type="dxa" w:w="110"/>
+            </w:tcMar>
+          </w:tcPr>
+          <w:p>
+            <w:pPr>
+              <w:jc w:val="left"/>
+            </w:pPr>
+            <w:r>
+              <w:rPr>
+                <w:rFonts w:ascii="Calibri" w:cs="Calibri" w:eastAsia="Calibri" w:hAnsi="Calibri"/>
+                <w:b w:val="false"/>
+                <w:bCs w:val="false"/>
+                <w:i w:val="false"/>
+                <w:iCs w:val="false"/>
+                <w:color w:val="1A1A1A"/>
+                <w:sz w:val="20"/>
+                <w:szCs w:val="20"/>
+              </w:rPr>
+              <w:t xml:space="preserve">Holdout Corpus Size</w:t>
+            </w:r>
+          </w:p>
+        </w:tc>
+        <w:tc>
+          <w:tcPr>
+            <w:tcW w:type="dxa" w:w="4420"/>
+            <w:shd w:fill="FFFFFF" w:val="clear"/>
+            <w:tcMar>
+              <w:top w:type="dxa" w:w="80"/>
+              <w:left w:type="dxa" w:w="110"/>
+              <w:bottom w:type="dxa" w:w="80"/>
+              <w:right w:type="dxa" w:w="110"/>
+            </w:tcMar>
+          </w:tcPr>
+          <w:p>
+            <w:pPr>
+              <w:jc w:val="left"/>
+            </w:pPr>
+            <w:r>
+              <w:rPr>
+                <w:rFonts w:ascii="Calibri" w:cs="Calibri" w:eastAsia="Calibri" w:hAnsi="Calibri"/>
+                <w:b w:val="false"/>
+                <w:bCs w:val="false"/>
+                <w:i w:val="false"/>
+                <w:iCs w:val="false"/>
+                <w:color w:val="1A1A1A"/>
+                <w:sz w:val="20"/>
+                <w:szCs w:val="20"/>
+              </w:rPr>
+              <w:t xml:space="preserve">45 adversarial entries</w:t>
+            </w:r>
+          </w:p>
+        </w:tc>
+      </w:tr>
+      <w:tr>
+        <w:tc>
+          <w:tcPr>
+            <w:tcW w:type="dxa" w:w="4420"/>
+            <w:shd w:fill="EAF1F4" w:val="clear"/>
+            <w:tcMar>
+              <w:top w:type="dxa" w:w="80"/>
+              <w:left w:type="dxa" w:w="110"/>
+              <w:bottom w:type="dxa" w:w="80"/>
+              <w:right w:type="dxa" w:w="110"/>
+            </w:tcMar>
+          </w:tcPr>
+          <w:p>
+            <w:pPr>
+              <w:jc w:val="left"/>
+            </w:pPr>
+            <w:r>
+              <w:rPr>
+                <w:rFonts w:ascii="Calibri" w:cs="Calibri" w:eastAsia="Calibri" w:hAnsi="Calibri"/>
+                <w:b/>
+                <w:bCs/>
+                <w:i w:val="false"/>
+                <w:iCs w:val="false"/>
+                <w:color w:val="1A1A1A"/>
+                <w:sz w:val="20"/>
+                <w:szCs w:val="20"/>
+              </w:rPr>
+              <w:t xml:space="preserve">Memory Guard quarantined (MG-holdout-DR)</w:t>
+            </w:r>
+          </w:p>
+        </w:tc>
+        <w:tc>
+          <w:tcPr>
+            <w:tcW w:type="dxa" w:w="4420"/>
+            <w:shd w:fill="EAF1F4" w:val="clear"/>
+            <w:tcMar>
+              <w:top w:type="dxa" w:w="80"/>
+              <w:left w:type="dxa" w:w="110"/>
+              <w:bottom w:type="dxa" w:w="80"/>
+              <w:right w:type="dxa" w:w="110"/>
+            </w:tcMar>
+          </w:tcPr>
+          <w:p>
+            <w:pPr>
+              <w:jc w:val="left"/>
+            </w:pPr>
+            <w:r>
+              <w:rPr>
+                <w:rFonts w:ascii="Calibri" w:cs="Calibri" w:eastAsia="Calibri" w:hAnsi="Calibri"/>
+                <w:b/>
+                <w:bCs/>
+                <w:i w:val="false"/>
+                <w:iCs w:val="false"/>
+                <w:color w:val="1A1A1A"/>
+                <w:sz w:val="20"/>
+                <w:szCs w:val="20"/>
+              </w:rPr>
+              <w:t xml:space="preserve">5 / 45  (11.1%)</w:t>
+            </w:r>
+          </w:p>
+        </w:tc>
+      </w:tr>
+      <w:tr>
+        <w:tc>
+          <w:tcPr>
+            <w:tcW w:type="dxa" w:w="4420"/>
+            <w:shd w:fill="FFFFFF" w:val="clear"/>
+            <w:tcMar>
+              <w:top w:type="dxa" w:w="80"/>
+              <w:left w:type="dxa" w:w="110"/>
+              <w:bottom w:type="dxa" w:w="80"/>
+              <w:right w:type="dxa" w:w="110"/>
+            </w:tcMar>
+          </w:tcPr>
+          <w:p>
+            <w:pPr>
+              <w:jc w:val="left"/>
+            </w:pPr>
+            <w:r>
+              <w:rPr>
+                <w:rFonts w:ascii="Calibri" w:cs="Calibri" w:eastAsia="Calibri" w:hAnsi="Calibri"/>
+                <w:b w:val="false"/>
+                <w:bCs w:val="false"/>
+                <w:i w:val="false"/>
+                <w:iCs w:val="false"/>
+                <w:color w:val="1A1A1A"/>
+                <w:sz w:val="20"/>
+                <w:szCs w:val="20"/>
+              </w:rPr>
+              <w:t xml:space="preserve">  - via Signature Layer (Tier 1)</w:t>
+            </w:r>
+          </w:p>
+        </w:tc>
+        <w:tc>
+          <w:tcPr>
+            <w:tcW w:type="dxa" w:w="4420"/>
+            <w:shd w:fill="FFFFFF" w:val="clear"/>
+            <w:tcMar>
+              <w:top w:type="dxa" w:w="80"/>
+              <w:left w:type="dxa" w:w="110"/>
+              <w:bottom w:type="dxa" w:w="80"/>
+              <w:right w:type="dxa" w:w="110"/>
+            </w:tcMar>
+          </w:tcPr>
+          <w:p>
+            <w:pPr>
+              <w:jc w:val="left"/>
+            </w:pPr>
+            <w:r>
+              <w:rPr>
+                <w:rFonts w:ascii="Calibri" w:cs="Calibri" w:eastAsia="Calibri" w:hAnsi="Calibri"/>
+                <w:b w:val="false"/>
+                <w:bCs w:val="false"/>
+                <w:i w:val="false"/>
+                <w:iCs w:val="false"/>
+                <w:color w:val="1A1A1A"/>
+                <w:sz w:val="20"/>
+                <w:szCs w:val="20"/>
+              </w:rPr>
+              <w:t xml:space="preserve">0 / 45  (0.0%)</w:t>
+            </w:r>
+          </w:p>
+        </w:tc>
+      </w:tr>
+      <w:tr>
+        <w:tc>
+          <w:tcPr>
+            <w:tcW w:type="dxa" w:w="4420"/>
+            <w:shd w:fill="EAF1F4" w:val="clear"/>
+            <w:tcMar>
+              <w:top w:type="dxa" w:w="80"/>
+              <w:left w:type="dxa" w:w="110"/>
+              <w:bottom w:type="dxa" w:w="80"/>
+              <w:right w:type="dxa" w:w="110"/>
+            </w:tcMar>
+          </w:tcPr>
+          <w:p>
+            <w:pPr>
+              <w:jc w:val="left"/>
+            </w:pPr>
+            <w:r>
+              <w:rPr>
+                <w:rFonts w:ascii="Calibri" w:cs="Calibri" w:eastAsia="Calibri" w:hAnsi="Calibri"/>
+                <w:b w:val="false"/>
+                <w:bCs w:val="false"/>
+                <w:i w:val="false"/>
+                <w:iCs w:val="false"/>
+                <w:color w:val="1A1A1A"/>
+                <w:sz w:val="20"/>
+                <w:szCs w:val="20"/>
+              </w:rPr>
+              <w:t xml:space="preserve">  - via ETVL Semantic Layer (Tier 2)</w:t>
+            </w:r>
+          </w:p>
+        </w:tc>
+        <w:tc>
+          <w:tcPr>
+            <w:tcW w:type="dxa" w:w="4420"/>
+            <w:shd w:fill="EAF1F4" w:val="clear"/>
+            <w:tcMar>
+              <w:top w:type="dxa" w:w="80"/>
+              <w:left w:type="dxa" w:w="110"/>
+              <w:bottom w:type="dxa" w:w="80"/>
+              <w:right w:type="dxa" w:w="110"/>
+            </w:tcMar>
+          </w:tcPr>
+          <w:p>
+            <w:pPr>
+              <w:jc w:val="left"/>
+            </w:pPr>
+            <w:r>
+              <w:rPr>
+                <w:rFonts w:ascii="Calibri" w:cs="Calibri" w:eastAsia="Calibri" w:hAnsi="Calibri"/>
+                <w:b w:val="false"/>
+                <w:bCs w:val="false"/>
+                <w:i w:val="false"/>
+                <w:iCs w:val="false"/>
+                <w:color w:val="1A1A1A"/>
+                <w:sz w:val="20"/>
+                <w:szCs w:val="20"/>
+              </w:rPr>
+              <w:t xml:space="preserve">5 / 45  (11.1%)</w:t>
+            </w:r>
+          </w:p>
+        </w:tc>
+      </w:tr>
+      <w:tr>
+        <w:tc>
+          <w:tcPr>
+            <w:tcW w:type="dxa" w:w="4420"/>
+            <w:shd w:fill="FFFFFF" w:val="clear"/>
+            <w:tcMar>
+              <w:top w:type="dxa" w:w="80"/>
+              <w:left w:type="dxa" w:w="110"/>
+              <w:bottom w:type="dxa" w:w="80"/>
+              <w:right w:type="dxa" w:w="110"/>
+            </w:tcMar>
+          </w:tcPr>
+          <w:p>
+            <w:pPr>
+              <w:jc w:val="left"/>
+            </w:pPr>
+            <w:r>
+              <w:rPr>
+                <w:rFonts w:ascii="Calibri" w:cs="Calibri" w:eastAsia="Calibri" w:hAnsi="Calibri"/>
+                <w:b/>
+                <w:bCs/>
+                <w:i w:val="false"/>
+                <w:iCs w:val="false"/>
+                <w:color w:val="1A1A1A"/>
+                <w:sz w:val="20"/>
+                <w:szCs w:val="20"/>
+              </w:rPr>
+              <w:t xml:space="preserve">Memory Guard holdout ASR [lower=better]</w:t>
+            </w:r>
+          </w:p>
+        </w:tc>
+        <w:tc>
+          <w:tcPr>
+            <w:tcW w:type="dxa" w:w="4420"/>
+            <w:shd w:fill="FFFFFF" w:val="clear"/>
+            <w:tcMar>
+              <w:top w:type="dxa" w:w="80"/>
+              <w:left w:type="dxa" w:w="110"/>
+              <w:bottom w:type="dxa" w:w="80"/>
+              <w:right w:type="dxa" w:w="110"/>
+            </w:tcMar>
+          </w:tcPr>
+          <w:p>
+            <w:pPr>
+              <w:jc w:val="left"/>
+            </w:pPr>
+            <w:r>
+              <w:rPr>
+                <w:rFonts w:ascii="Calibri" w:cs="Calibri" w:eastAsia="Calibri" w:hAnsi="Calibri"/>
+                <w:b/>
+                <w:bCs/>
+                <w:i w:val="false"/>
+                <w:iCs w:val="false"/>
+                <w:color w:val="1A1A1A"/>
+                <w:sz w:val="20"/>
+                <w:szCs w:val="20"/>
+              </w:rPr>
+              <w:t xml:space="preserve">88.9%</w:t>
+            </w:r>
+          </w:p>
+        </w:tc>
+      </w:tr>
+      <w:tr>
+        <w:tc>
+          <w:tcPr>
+            <w:tcW w:type="dxa" w:w="4420"/>
+            <w:shd w:fill="EAF1F4" w:val="clear"/>
+            <w:tcMar>
+              <w:top w:type="dxa" w:w="80"/>
+              <w:left w:type="dxa" w:w="110"/>
+              <w:bottom w:type="dxa" w:w="80"/>
+              <w:right w:type="dxa" w:w="110"/>
+            </w:tcMar>
+          </w:tcPr>
+          <w:p>
+            <w:pPr>
+              <w:jc w:val="left"/>
+            </w:pPr>
+            <w:r>
+              <w:rPr>
+                <w:rFonts w:ascii="Calibri" w:cs="Calibri" w:eastAsia="Calibri" w:hAnsi="Calibri"/>
+                <w:b/>
+                <w:bCs/>
+                <w:i w:val="false"/>
+                <w:iCs w:val="false"/>
+                <w:color w:val="1A1A1A"/>
+                <w:sz w:val="20"/>
+                <w:szCs w:val="20"/>
+              </w:rPr>
+              <w:t xml:space="preserve">Pipeline quarantined (Pipeline-holdout-DR)</w:t>
+            </w:r>
+          </w:p>
+        </w:tc>
+        <w:tc>
+          <w:tcPr>
+            <w:tcW w:type="dxa" w:w="4420"/>
+            <w:shd w:fill="EAF1F4" w:val="clear"/>
+            <w:tcMar>
+              <w:top w:type="dxa" w:w="80"/>
+              <w:left w:type="dxa" w:w="110"/>
+              <w:bottom w:type="dxa" w:w="80"/>
+              <w:right w:type="dxa" w:w="110"/>
+            </w:tcMar>
+          </w:tcPr>
+          <w:p>
+            <w:pPr>
+              <w:jc w:val="left"/>
+            </w:pPr>
+            <w:r>
+              <w:rPr>
+                <w:rFonts w:ascii="Calibri" w:cs="Calibri" w:eastAsia="Calibri" w:hAnsi="Calibri"/>
+                <w:b/>
+                <w:bCs/>
+                <w:i w:val="false"/>
+                <w:iCs w:val="false"/>
+                <w:color w:val="1A1A1A"/>
+                <w:sz w:val="20"/>
+                <w:szCs w:val="20"/>
+              </w:rPr>
+              <w:t xml:space="preserve">6 / 45  (13.3%)</w:t>
+            </w:r>
+          </w:p>
+        </w:tc>
+      </w:tr>
+      <w:tr>
+        <w:tc>
+          <w:tcPr>
+            <w:tcW w:type="dxa" w:w="4420"/>
+            <w:shd w:fill="FFFFFF" w:val="clear"/>
+            <w:tcMar>
+              <w:top w:type="dxa" w:w="80"/>
+              <w:left w:type="dxa" w:w="110"/>
+              <w:bottom w:type="dxa" w:w="80"/>
+              <w:right w:type="dxa" w:w="110"/>
+            </w:tcMar>
+          </w:tcPr>
+          <w:p>
+            <w:pPr>
+              <w:jc w:val="left"/>
+            </w:pPr>
+            <w:r>
+              <w:rPr>
+                <w:rFonts w:ascii="Calibri" w:cs="Calibri" w:eastAsia="Calibri" w:hAnsi="Calibri"/>
+                <w:b w:val="false"/>
+                <w:bCs w:val="false"/>
+                <w:i w:val="false"/>
+                <w:iCs w:val="false"/>
+                <w:color w:val="1A1A1A"/>
+                <w:sz w:val="20"/>
+                <w:szCs w:val="20"/>
+              </w:rPr>
+              <w:t xml:space="preserve">  - via ThreatAnalysis generic keywords (Tier 3)</w:t>
+            </w:r>
+          </w:p>
+        </w:tc>
+        <w:tc>
+          <w:tcPr>
+            <w:tcW w:type="dxa" w:w="4420"/>
+            <w:shd w:fill="FFFFFF" w:val="clear"/>
+            <w:tcMar>
+              <w:top w:type="dxa" w:w="80"/>
+              <w:left w:type="dxa" w:w="110"/>
+              <w:bottom w:type="dxa" w:w="80"/>
+              <w:right w:type="dxa" w:w="110"/>
+            </w:tcMar>
+          </w:tcPr>
+          <w:p>
+            <w:pPr>
+              <w:jc w:val="left"/>
+            </w:pPr>
+            <w:r>
+              <w:rPr>
+                <w:rFonts w:ascii="Calibri" w:cs="Calibri" w:eastAsia="Calibri" w:hAnsi="Calibri"/>
+                <w:b w:val="false"/>
+                <w:bCs w:val="false"/>
+                <w:i w:val="false"/>
+                <w:iCs w:val="false"/>
+                <w:color w:val="1A1A1A"/>
+                <w:sz w:val="20"/>
+                <w:szCs w:val="20"/>
+              </w:rPr>
+              <w:t xml:space="preserve">1 / 45  (2.2%)</w:t>
+            </w:r>
+          </w:p>
+        </w:tc>
+      </w:tr>
+      <w:tr>
+        <w:tc>
+          <w:tcPr>
+            <w:tcW w:type="dxa" w:w="4420"/>
+            <w:shd w:fill="EAF1F4" w:val="clear"/>
+            <w:tcMar>
+              <w:top w:type="dxa" w:w="80"/>
+              <w:left w:type="dxa" w:w="110"/>
+              <w:bottom w:type="dxa" w:w="80"/>
+              <w:right w:type="dxa" w:w="110"/>
+            </w:tcMar>
+          </w:tcPr>
+          <w:p>
+            <w:pPr>
+              <w:jc w:val="left"/>
+            </w:pPr>
+            <w:r>
+              <w:rPr>
+                <w:rFonts w:ascii="Calibri" w:cs="Calibri" w:eastAsia="Calibri" w:hAnsi="Calibri"/>
+                <w:b/>
+                <w:bCs/>
+                <w:i w:val="false"/>
+                <w:iCs w:val="false"/>
+                <w:color w:val="1A1A1A"/>
+                <w:sz w:val="20"/>
+                <w:szCs w:val="20"/>
+              </w:rPr>
+              <w:t xml:space="preserve">Pipeline holdout ASR [lower=better]</w:t>
+            </w:r>
+          </w:p>
+        </w:tc>
+        <w:tc>
+          <w:tcPr>
+            <w:tcW w:type="dxa" w:w="4420"/>
+            <w:shd w:fill="EAF1F4" w:val="clear"/>
+            <w:tcMar>
+              <w:top w:type="dxa" w:w="80"/>
+              <w:left w:type="dxa" w:w="110"/>
+              <w:bottom w:type="dxa" w:w="80"/>
+              <w:right w:type="dxa" w:w="110"/>
+            </w:tcMar>
+          </w:tcPr>
+          <w:p>
+            <w:pPr>
+              <w:jc w:val="left"/>
+            </w:pPr>
+            <w:r>
+              <w:rPr>
+                <w:rFonts w:ascii="Calibri" w:cs="Calibri" w:eastAsia="Calibri" w:hAnsi="Calibri"/>
+                <w:b/>
+                <w:bCs/>
+                <w:i w:val="false"/>
+                <w:iCs w:val="false"/>
+                <w:color w:val="1A1A1A"/>
+                <w:sz w:val="20"/>
+                <w:szCs w:val="20"/>
+              </w:rPr>
+              <w:t xml:space="preserve">86.7%</w:t>
+            </w:r>
+          </w:p>
+        </w:tc>
+      </w:tr>
+    </w:tbl>
+    <w:p>
+      <w:pPr>
+        <w:spacing w:after="260"/>
+        <w:jc w:val="center"/>
+      </w:pPr>
+      <w:r>
+        <w:rPr>
+          <w:rFonts w:ascii="Calibri" w:cs="Calibri" w:eastAsia="Calibri" w:hAnsi="Calibri"/>
+          <w:i/>
+          <w:iCs/>
+          <w:color w:val="555555"/>
+          <w:sz w:val="20"/>
+          <w:szCs w:val="20"/>
+        </w:rPr>
+        <w:t xml:space="preserve">Table 5.1 — First-party empirical generalization metrics against the held-out adversarial corpus.</w:t>
+      </w:r>
+    </w:p>
+    <w:p>
+      <w:pPr>
+        <w:pStyle w:val="Heading2"/>
+        <w:spacing w:after="120" w:before="280"/>
+      </w:pPr>
+      <w:r>
+        <w:rPr>
+          <w:rFonts w:ascii="Calibri" w:cs="Calibri" w:eastAsia="Calibri" w:hAnsi="Calibri"/>
+          <w:b/>
+          <w:bCs/>
+          <w:color w:val="2E7D9A"/>
+          <w:sz w:val="26"/>
+          <w:szCs w:val="26"/>
+        </w:rPr>
+        <w:t xml:space="preserve">5.3 Per-Family Generalization Performance Breakdown</w:t>
+      </w:r>
+    </w:p>
+    <w:p>
+      <w:pPr>
+        <w:spacing w:after="160" w:before="0"/>
+        <w:jc w:val="both"/>
+      </w:pPr>
+      <w:r>
+        <w:rPr>
+          <w:rFonts w:ascii="Calibri" w:cs="Calibri" w:eastAsia="Calibri" w:hAnsi="Calibri"/>
+          <w:sz w:val="22"/>
+          <w:szCs w:val="22"/>
+        </w:rPr>
+        <w:t xml:space="preserve">The breakdown of the detection rate (Recall) across the 5 reworded attack families in the holdout corpus shows significant variance in the ETVL semantic layer's capabilities:</w:t>
+      </w:r>
+    </w:p>
+    <w:tbl>
+      <w:tblPr>
+        <w:tblW w:type="dxa" w:w="8840"/>
+        <w:tblBorders>
+          <w:top w:val="single" w:color="auto" w:sz="4"/>
+          <w:left w:val="single" w:color="auto" w:sz="4"/>
+          <w:bottom w:val="single" w:color="auto" w:sz="4"/>
+          <w:right w:val="single" w:color="auto" w:sz="4"/>
+          <w:insideH w:val="single" w:color="auto" w:sz="4"/>
+          <w:insideV w:val="single" w:color="auto" w:sz="4"/>
+        </w:tblBorders>
+      </w:tblPr>
+      <w:tblGrid>
+        <w:gridCol w:w="2940"/>
+        <w:gridCol w:w="2940"/>
+        <w:gridCol w:w="2960"/>
+      </w:tblGrid>
+      <w:tr>
+        <w:tc>
+          <w:tcPr>
+            <w:tcW w:type="dxa" w:w="2940"/>
+            <w:shd w:fill="1F4E5F" w:val="clear"/>
+            <w:tcMar>
+              <w:top w:type="dxa" w:w="80"/>
+              <w:left w:type="dxa" w:w="110"/>
+              <w:bottom w:type="dxa" w:w="80"/>
+              <w:right w:type="dxa" w:w="110"/>
+            </w:tcMar>
+          </w:tcPr>
+          <w:p>
+            <w:pPr>
+              <w:jc w:val="left"/>
+            </w:pPr>
+            <w:r>
+              <w:rPr>
+                <w:rFonts w:ascii="Calibri" w:cs="Calibri" w:eastAsia="Calibri" w:hAnsi="Calibri"/>
+                <w:b/>
+                <w:bCs/>
+                <w:i w:val="false"/>
+                <w:iCs w:val="false"/>
+                <w:color w:val="FFFFFF"/>
+                <w:sz w:val="20"/>
+                <w:szCs w:val="20"/>
+              </w:rPr>
+              <w:t xml:space="preserve">Attack Family</w:t>
+            </w:r>
+          </w:p>
+        </w:tc>
+        <w:tc>
+          <w:tcPr>
+            <w:tcW w:type="dxa" w:w="2940"/>
+            <w:shd w:fill="1F4E5F" w:val="clear"/>
+            <w:tcMar>
+              <w:top w:type="dxa" w:w="80"/>
+              <w:left w:type="dxa" w:w="110"/>
+              <w:bottom w:type="dxa" w:w="80"/>
+              <w:right w:type="dxa" w:w="110"/>
+            </w:tcMar>
+          </w:tcPr>
+          <w:p>
+            <w:pPr>
+              <w:jc w:val="left"/>
+            </w:pPr>
+            <w:r>
+              <w:rPr>
+                <w:rFonts w:ascii="Calibri" w:cs="Calibri" w:eastAsia="Calibri" w:hAnsi="Calibri"/>
+                <w:b/>
+                <w:bCs/>
+                <w:i w:val="false"/>
+                <w:iCs w:val="false"/>
+                <w:color w:val="FFFFFF"/>
+                <w:sz w:val="20"/>
+                <w:szCs w:val="20"/>
+              </w:rPr>
+              <w:t xml:space="preserve">Memory Guard (ETVL)</w:t>
+            </w:r>
+          </w:p>
+        </w:tc>
+        <w:tc>
+          <w:tcPr>
+            <w:tcW w:type="dxa" w:w="2960"/>
+            <w:shd w:fill="1F4E5F" w:val="clear"/>
+            <w:tcMar>
+              <w:top w:type="dxa" w:w="80"/>
+              <w:left w:type="dxa" w:w="110"/>
+              <w:bottom w:type="dxa" w:w="80"/>
+              <w:right w:type="dxa" w:w="110"/>
+            </w:tcMar>
+          </w:tcPr>
+          <w:p>
+            <w:pPr>
+              <w:jc w:val="left"/>
+            </w:pPr>
+            <w:r>
+              <w:rPr>
+                <w:rFonts w:ascii="Calibri" w:cs="Calibri" w:eastAsia="Calibri" w:hAnsi="Calibri"/>
+                <w:b/>
+                <w:bCs/>
+                <w:i w:val="false"/>
+                <w:iCs w:val="false"/>
+                <w:color w:val="FFFFFF"/>
+                <w:sz w:val="20"/>
+                <w:szCs w:val="20"/>
+              </w:rPr>
+              <w:t xml:space="preserve">Pipeline (MG + ThreatSig)</w:t>
+            </w:r>
+          </w:p>
+        </w:tc>
+      </w:tr>
+      <w:tr>
+        <w:tc>
+          <w:tcPr>
+            <w:tcW w:type="dxa" w:w="2940"/>
+            <w:shd w:fill="FFFFFF" w:val="clear"/>
+            <w:tcMar>
+              <w:top w:type="dxa" w:w="80"/>
+              <w:left w:type="dxa" w:w="110"/>
+              <w:bottom w:type="dxa" w:w="80"/>
+              <w:right w:type="dxa" w:w="110"/>
+            </w:tcMar>
+          </w:tcPr>
+          <w:p>
+            <w:pPr>
+              <w:jc w:val="left"/>
+            </w:pPr>
+            <w:r>
+              <w:rPr>
+                <w:rFonts w:ascii="Calibri" w:cs="Calibri" w:eastAsia="Calibri" w:hAnsi="Calibri"/>
+                <w:b/>
+                <w:bCs/>
+                <w:i w:val="false"/>
+                <w:iCs w:val="false"/>
+                <w:color w:val="1A1A1A"/>
+                <w:sz w:val="20"/>
+                <w:szCs w:val="20"/>
+              </w:rPr>
+              <w:t xml:space="preserve">AUTHORITY_SPOOFING</w:t>
+            </w:r>
+          </w:p>
+        </w:tc>
+        <w:tc>
+          <w:tcPr>
+            <w:tcW w:type="dxa" w:w="2940"/>
+            <w:shd w:fill="FFFFFF" w:val="clear"/>
+            <w:tcMar>
+              <w:top w:type="dxa" w:w="80"/>
+              <w:left w:type="dxa" w:w="110"/>
+              <w:bottom w:type="dxa" w:w="80"/>
+              <w:right w:type="dxa" w:w="110"/>
+            </w:tcMar>
+          </w:tcPr>
+          <w:p>
+            <w:pPr>
+              <w:jc w:val="left"/>
+            </w:pPr>
+            <w:r>
+              <w:rPr>
+                <w:rFonts w:ascii="Calibri" w:cs="Calibri" w:eastAsia="Calibri" w:hAnsi="Calibri"/>
+                <w:b w:val="false"/>
+                <w:bCs w:val="false"/>
+                <w:i w:val="false"/>
+                <w:iCs w:val="false"/>
+                <w:color w:val="1A1A1A"/>
+                <w:sz w:val="20"/>
+                <w:szCs w:val="20"/>
+              </w:rPr>
+              <w:t xml:space="preserve">0/10 (0%)</w:t>
+            </w:r>
+          </w:p>
+        </w:tc>
+        <w:tc>
+          <w:tcPr>
+            <w:tcW w:type="dxa" w:w="2960"/>
+            <w:shd w:fill="FFFFFF" w:val="clear"/>
+            <w:tcMar>
+              <w:top w:type="dxa" w:w="80"/>
+              <w:left w:type="dxa" w:w="110"/>
+              <w:bottom w:type="dxa" w:w="80"/>
+              <w:right w:type="dxa" w:w="110"/>
+            </w:tcMar>
+          </w:tcPr>
+          <w:p>
+            <w:pPr>
+              <w:jc w:val="left"/>
+            </w:pPr>
+            <w:r>
+              <w:rPr>
+                <w:rFonts w:ascii="Calibri" w:cs="Calibri" w:eastAsia="Calibri" w:hAnsi="Calibri"/>
+                <w:b w:val="false"/>
+                <w:bCs w:val="false"/>
+                <w:i w:val="false"/>
+                <w:iCs w:val="false"/>
+                <w:color w:val="1A1A1A"/>
+                <w:sz w:val="20"/>
+                <w:szCs w:val="20"/>
+              </w:rPr>
+              <w:t xml:space="preserve">0/10 (0%)</w:t>
+            </w:r>
+          </w:p>
+        </w:tc>
+      </w:tr>
+      <w:tr>
+        <w:tc>
+          <w:tcPr>
+            <w:tcW w:type="dxa" w:w="2940"/>
+            <w:shd w:fill="EAF1F4" w:val="clear"/>
+            <w:tcMar>
+              <w:top w:type="dxa" w:w="80"/>
+              <w:left w:type="dxa" w:w="110"/>
+              <w:bottom w:type="dxa" w:w="80"/>
+              <w:right w:type="dxa" w:w="110"/>
+            </w:tcMar>
+          </w:tcPr>
+          <w:p>
+            <w:pPr>
+              <w:jc w:val="left"/>
+            </w:pPr>
+            <w:r>
+              <w:rPr>
+                <w:rFonts w:ascii="Calibri" w:cs="Calibri" w:eastAsia="Calibri" w:hAnsi="Calibri"/>
+                <w:b/>
+                <w:bCs/>
+                <w:i w:val="false"/>
+                <w:iCs w:val="false"/>
+                <w:color w:val="1A1A1A"/>
+                <w:sz w:val="20"/>
+                <w:szCs w:val="20"/>
+              </w:rPr>
+              <w:t xml:space="preserve">DIRECT_OVERRIDE</w:t>
+            </w:r>
+          </w:p>
+        </w:tc>
+        <w:tc>
+          <w:tcPr>
+            <w:tcW w:type="dxa" w:w="2940"/>
+            <w:shd w:fill="EAF1F4" w:val="clear"/>
+            <w:tcMar>
+              <w:top w:type="dxa" w:w="80"/>
+              <w:left w:type="dxa" w:w="110"/>
+              <w:bottom w:type="dxa" w:w="80"/>
+              <w:right w:type="dxa" w:w="110"/>
+            </w:tcMar>
+          </w:tcPr>
+          <w:p>
+            <w:pPr>
+              <w:jc w:val="left"/>
+            </w:pPr>
+            <w:r>
+              <w:rPr>
+                <w:rFonts w:ascii="Calibri" w:cs="Calibri" w:eastAsia="Calibri" w:hAnsi="Calibri"/>
+                <w:b w:val="false"/>
+                <w:bCs w:val="false"/>
+                <w:i w:val="false"/>
+                <w:iCs w:val="false"/>
+                <w:color w:val="1A1A1A"/>
+                <w:sz w:val="20"/>
+                <w:szCs w:val="20"/>
+              </w:rPr>
+              <w:t xml:space="preserve">1/5 (20%)</w:t>
+            </w:r>
+          </w:p>
+        </w:tc>
+        <w:tc>
+          <w:tcPr>
+            <w:tcW w:type="dxa" w:w="2960"/>
+            <w:shd w:fill="EAF1F4" w:val="clear"/>
+            <w:tcMar>
+              <w:top w:type="dxa" w:w="80"/>
+              <w:left w:type="dxa" w:w="110"/>
+              <w:bottom w:type="dxa" w:w="80"/>
+              <w:right w:type="dxa" w:w="110"/>
+            </w:tcMar>
+          </w:tcPr>
+          <w:p>
+            <w:pPr>
+              <w:jc w:val="left"/>
+            </w:pPr>
+            <w:r>
+              <w:rPr>
+                <w:rFonts w:ascii="Calibri" w:cs="Calibri" w:eastAsia="Calibri" w:hAnsi="Calibri"/>
+                <w:b w:val="false"/>
+                <w:bCs w:val="false"/>
+                <w:i w:val="false"/>
+                <w:iCs w:val="false"/>
+                <w:color w:val="1A1A1A"/>
+                <w:sz w:val="20"/>
+                <w:szCs w:val="20"/>
+              </w:rPr>
+              <w:t xml:space="preserve">2/5 (40%)</w:t>
+            </w:r>
+          </w:p>
+        </w:tc>
+      </w:tr>
+      <w:tr>
+        <w:tc>
+          <w:tcPr>
+            <w:tcW w:type="dxa" w:w="2940"/>
+            <w:shd w:fill="FFFFFF" w:val="clear"/>
+            <w:tcMar>
+              <w:top w:type="dxa" w:w="80"/>
+              <w:left w:type="dxa" w:w="110"/>
+              <w:bottom w:type="dxa" w:w="80"/>
+              <w:right w:type="dxa" w:w="110"/>
+            </w:tcMar>
+          </w:tcPr>
+          <w:p>
+            <w:pPr>
+              <w:jc w:val="left"/>
+            </w:pPr>
+            <w:r>
+              <w:rPr>
+                <w:rFonts w:ascii="Calibri" w:cs="Calibri" w:eastAsia="Calibri" w:hAnsi="Calibri"/>
+                <w:b/>
+                <w:bCs/>
+                <w:i w:val="false"/>
+                <w:iCs w:val="false"/>
+                <w:color w:val="1A1A1A"/>
+                <w:sz w:val="20"/>
+                <w:szCs w:val="20"/>
+              </w:rPr>
+              <w:t xml:space="preserve">OBFUSCATED_INJECTION</w:t>
+            </w:r>
+          </w:p>
+        </w:tc>
+        <w:tc>
+          <w:tcPr>
+            <w:tcW w:type="dxa" w:w="2940"/>
+            <w:shd w:fill="FFFFFF" w:val="clear"/>
+            <w:tcMar>
+              <w:top w:type="dxa" w:w="80"/>
+              <w:left w:type="dxa" w:w="110"/>
+              <w:bottom w:type="dxa" w:w="80"/>
+              <w:right w:type="dxa" w:w="110"/>
+            </w:tcMar>
+          </w:tcPr>
+          <w:p>
+            <w:pPr>
+              <w:jc w:val="left"/>
+            </w:pPr>
+            <w:r>
+              <w:rPr>
+                <w:rFonts w:ascii="Calibri" w:cs="Calibri" w:eastAsia="Calibri" w:hAnsi="Calibri"/>
+                <w:b w:val="false"/>
+                <w:bCs w:val="false"/>
+                <w:i w:val="false"/>
+                <w:iCs w:val="false"/>
+                <w:color w:val="1A1A1A"/>
+                <w:sz w:val="20"/>
+                <w:szCs w:val="20"/>
+              </w:rPr>
+              <w:t xml:space="preserve">0/10 (0%)</w:t>
+            </w:r>
+          </w:p>
+        </w:tc>
+        <w:tc>
+          <w:tcPr>
+            <w:tcW w:type="dxa" w:w="2960"/>
+            <w:shd w:fill="FFFFFF" w:val="clear"/>
+            <w:tcMar>
+              <w:top w:type="dxa" w:w="80"/>
+              <w:left w:type="dxa" w:w="110"/>
+              <w:bottom w:type="dxa" w:w="80"/>
+              <w:right w:type="dxa" w:w="110"/>
+            </w:tcMar>
+          </w:tcPr>
+          <w:p>
+            <w:pPr>
+              <w:jc w:val="left"/>
+            </w:pPr>
+            <w:r>
+              <w:rPr>
+                <w:rFonts w:ascii="Calibri" w:cs="Calibri" w:eastAsia="Calibri" w:hAnsi="Calibri"/>
+                <w:b w:val="false"/>
+                <w:bCs w:val="false"/>
+                <w:i w:val="false"/>
+                <w:iCs w:val="false"/>
+                <w:color w:val="1A1A1A"/>
+                <w:sz w:val="20"/>
+                <w:szCs w:val="20"/>
+              </w:rPr>
+              <w:t xml:space="preserve">0/10 (0%)</w:t>
+            </w:r>
+          </w:p>
+        </w:tc>
+      </w:tr>
+      <w:tr>
+        <w:tc>
+          <w:tcPr>
+            <w:tcW w:type="dxa" w:w="2940"/>
+            <w:shd w:fill="EAF1F4" w:val="clear"/>
+            <w:tcMar>
+              <w:top w:type="dxa" w:w="80"/>
+              <w:left w:type="dxa" w:w="110"/>
+              <w:bottom w:type="dxa" w:w="80"/>
+              <w:right w:type="dxa" w:w="110"/>
+            </w:tcMar>
+          </w:tcPr>
+          <w:p>
+            <w:pPr>
+              <w:jc w:val="left"/>
+            </w:pPr>
+            <w:r>
+              <w:rPr>
+                <w:rFonts w:ascii="Calibri" w:cs="Calibri" w:eastAsia="Calibri" w:hAnsi="Calibri"/>
+                <w:b/>
+                <w:bCs/>
+                <w:i w:val="false"/>
+                <w:iCs w:val="false"/>
+                <w:color w:val="1A1A1A"/>
+                <w:sz w:val="20"/>
+                <w:szCs w:val="20"/>
+              </w:rPr>
+              <w:t xml:space="preserve">TAG_SPOOFING</w:t>
+            </w:r>
+          </w:p>
+        </w:tc>
+        <w:tc>
+          <w:tcPr>
+            <w:tcW w:type="dxa" w:w="2940"/>
+            <w:shd w:fill="EAF1F4" w:val="clear"/>
+            <w:tcMar>
+              <w:top w:type="dxa" w:w="80"/>
+              <w:left w:type="dxa" w:w="110"/>
+              <w:bottom w:type="dxa" w:w="80"/>
+              <w:right w:type="dxa" w:w="110"/>
+            </w:tcMar>
+          </w:tcPr>
+          <w:p>
+            <w:pPr>
+              <w:jc w:val="left"/>
+            </w:pPr>
+            <w:r>
+              <w:rPr>
+                <w:rFonts w:ascii="Calibri" w:cs="Calibri" w:eastAsia="Calibri" w:hAnsi="Calibri"/>
+                <w:b w:val="false"/>
+                <w:bCs w:val="false"/>
+                <w:i w:val="false"/>
+                <w:iCs w:val="false"/>
+                <w:color w:val="1A1A1A"/>
+                <w:sz w:val="20"/>
+                <w:szCs w:val="20"/>
+              </w:rPr>
+              <w:t xml:space="preserve">4/10 (40%)</w:t>
+            </w:r>
+          </w:p>
+        </w:tc>
+        <w:tc>
+          <w:tcPr>
+            <w:tcW w:type="dxa" w:w="2960"/>
+            <w:shd w:fill="EAF1F4" w:val="clear"/>
+            <w:tcMar>
+              <w:top w:type="dxa" w:w="80"/>
+              <w:left w:type="dxa" w:w="110"/>
+              <w:bottom w:type="dxa" w:w="80"/>
+              <w:right w:type="dxa" w:w="110"/>
+            </w:tcMar>
+          </w:tcPr>
+          <w:p>
+            <w:pPr>
+              <w:jc w:val="left"/>
+            </w:pPr>
+            <w:r>
+              <w:rPr>
+                <w:rFonts w:ascii="Calibri" w:cs="Calibri" w:eastAsia="Calibri" w:hAnsi="Calibri"/>
+                <w:b w:val="false"/>
+                <w:bCs w:val="false"/>
+                <w:i w:val="false"/>
+                <w:iCs w:val="false"/>
+                <w:color w:val="1A1A1A"/>
+                <w:sz w:val="20"/>
+                <w:szCs w:val="20"/>
+              </w:rPr>
+              <w:t xml:space="preserve">4/10 (40%)</w:t>
+            </w:r>
+          </w:p>
+        </w:tc>
+      </w:tr>
+      <w:tr>
+        <w:tc>
+          <w:tcPr>
+            <w:tcW w:type="dxa" w:w="2940"/>
+            <w:shd w:fill="FFFFFF" w:val="clear"/>
+            <w:tcMar>
+              <w:top w:type="dxa" w:w="80"/>
+              <w:left w:type="dxa" w:w="110"/>
+              <w:bottom w:type="dxa" w:w="80"/>
+              <w:right w:type="dxa" w:w="110"/>
+            </w:tcMar>
+          </w:tcPr>
+          <w:p>
+            <w:pPr>
+              <w:jc w:val="left"/>
+            </w:pPr>
+            <w:r>
+              <w:rPr>
+                <w:rFonts w:ascii="Calibri" w:cs="Calibri" w:eastAsia="Calibri" w:hAnsi="Calibri"/>
+                <w:b/>
+                <w:bCs/>
+                <w:i w:val="false"/>
+                <w:iCs w:val="false"/>
+                <w:color w:val="1A1A1A"/>
+                <w:sz w:val="20"/>
+                <w:szCs w:val="20"/>
+              </w:rPr>
+              <w:t xml:space="preserve">WHITELIST_DOWNGRADE</w:t>
+            </w:r>
+          </w:p>
+        </w:tc>
+        <w:tc>
+          <w:tcPr>
+            <w:tcW w:type="dxa" w:w="2940"/>
+            <w:shd w:fill="FFFFFF" w:val="clear"/>
+            <w:tcMar>
+              <w:top w:type="dxa" w:w="80"/>
+              <w:left w:type="dxa" w:w="110"/>
+              <w:bottom w:type="dxa" w:w="80"/>
+              <w:right w:type="dxa" w:w="110"/>
+            </w:tcMar>
+          </w:tcPr>
+          <w:p>
+            <w:pPr>
+              <w:jc w:val="left"/>
+            </w:pPr>
+            <w:r>
+              <w:rPr>
+                <w:rFonts w:ascii="Calibri" w:cs="Calibri" w:eastAsia="Calibri" w:hAnsi="Calibri"/>
+                <w:b w:val="false"/>
+                <w:bCs w:val="false"/>
+                <w:i w:val="false"/>
+                <w:iCs w:val="false"/>
+                <w:color w:val="1A1A1A"/>
+                <w:sz w:val="20"/>
+                <w:szCs w:val="20"/>
+              </w:rPr>
+              <w:t xml:space="preserve">0/10 (0%)</w:t>
+            </w:r>
+          </w:p>
+        </w:tc>
+        <w:tc>
+          <w:tcPr>
+            <w:tcW w:type="dxa" w:w="2960"/>
+            <w:shd w:fill="FFFFFF" w:val="clear"/>
+            <w:tcMar>
+              <w:top w:type="dxa" w:w="80"/>
+              <w:left w:type="dxa" w:w="110"/>
+              <w:bottom w:type="dxa" w:w="80"/>
+              <w:right w:type="dxa" w:w="110"/>
+            </w:tcMar>
+          </w:tcPr>
+          <w:p>
+            <w:pPr>
+              <w:jc w:val="left"/>
+            </w:pPr>
+            <w:r>
+              <w:rPr>
+                <w:rFonts w:ascii="Calibri" w:cs="Calibri" w:eastAsia="Calibri" w:hAnsi="Calibri"/>
+                <w:b w:val="false"/>
+                <w:bCs w:val="false"/>
+                <w:i w:val="false"/>
+                <w:iCs w:val="false"/>
+                <w:color w:val="1A1A1A"/>
+                <w:sz w:val="20"/>
+                <w:szCs w:val="20"/>
+              </w:rPr>
+              <w:t xml:space="preserve">0/10 (0%)</w:t>
+            </w:r>
+          </w:p>
+        </w:tc>
+      </w:tr>
+    </w:tbl>
+    <w:p>
+      <w:pPr>
+        <w:spacing w:after="260"/>
+        <w:jc w:val="center"/>
+      </w:pPr>
+      <w:r>
+        <w:rPr>
+          <w:rFonts w:ascii="Calibri" w:cs="Calibri" w:eastAsia="Calibri" w:hAnsi="Calibri"/>
+          <w:i/>
+          <w:iCs/>
+          <w:color w:val="555555"/>
+          <w:sz w:val="20"/>
+          <w:szCs w:val="20"/>
+        </w:rPr>
+        <w:t xml:space="preserve">Table 5.2 — Generalization rate (Recall) by attack family against held-out reworded payloads.</w:t>
+      </w:r>
+    </w:p>
+    <w:p>
+      <w:pPr>
+        <w:pStyle w:val="Heading2"/>
+        <w:spacing w:after="120" w:before="280"/>
+      </w:pPr>
+      <w:r>
+        <w:rPr>
+          <w:rFonts w:ascii="Calibri" w:cs="Calibri" w:eastAsia="Calibri" w:hAnsi="Calibri"/>
+          <w:b/>
+          <w:bCs/>
+          <w:color w:val="2E7D9A"/>
+          <w:sz w:val="26"/>
+          <w:szCs w:val="26"/>
+        </w:rPr>
+        <w:t xml:space="preserve">5.4 Analysis of Generalization Gap and Mitigation Plan</w:t>
+      </w:r>
+    </w:p>
+    <w:p>
+      <w:pPr>
+        <w:spacing w:after="160" w:before="0"/>
+        <w:jc w:val="both"/>
+      </w:pPr>
+      <w:r>
+        <w:rPr>
+          <w:rFonts w:ascii="Calibri" w:cs="Calibri" w:eastAsia="Calibri" w:hAnsi="Calibri"/>
+          <w:sz w:val="22"/>
+          <w:szCs w:val="22"/>
+        </w:rPr>
+        <w:t xml:space="preserve">The generalization gap is severe (96.0% training detection vs. 11.1% holdout detection). Because holdout payloads contain zero verbatim overlap with training templates, the exact-match signature layer (Tier 1) correctly caught 0% of them. The remaining 11.1% (5 detections) were caught entirely by ETVL's semantic and perplexity features (Tier 2). Under ETVL, TAG_SPOOFING (40% DR) was most detectable due to its anomalous syntax structure, whereas natural-language-like families (AUTHORITY_SPOOFING, WHITELIST_DOWNGRADE) bypassed ETVL thresholds entirely.</w:t>
+      </w:r>
+    </w:p>
+    <w:p>
+      <w:pPr>
+        <w:spacing w:after="160" w:before="0"/>
+        <w:jc w:val="both"/>
+      </w:pPr>
+      <w:r>
+        <w:rPr>
+          <w:rFonts w:ascii="Calibri" w:cs="Calibri" w:eastAsia="Calibri" w:hAnsi="Calibri"/>
+          <w:sz w:val="22"/>
+          <w:szCs w:val="22"/>
+        </w:rPr>
+        <w:t xml:space="preserve">This empirical evidence demonstrates that heuristic-based security guards cannot generalize to reworded adversarial instructions. To mitigate this and raise out-of-corpus generalization rate to the target ≥ 90%, the following path is established:</w:t>
+      </w:r>
+    </w:p>
+    <w:p>
+      <w:pPr>
+        <w:pStyle w:val="ListParagraph"/>
+        <w:numPr>
+          <w:ilvl w:val="0"/>
+          <w:numId w:val="1"/>
+        </w:numPr>
+        <w:spacing w:after="90" w:before="0"/>
+        <w:jc w:val="both"/>
+      </w:pPr>
+      <w:r>
+        <w:rPr>
+          <w:rFonts w:ascii="Calibri" w:cs="Calibri" w:eastAsia="Calibri" w:hAnsi="Calibri"/>
+          <w:b/>
+          <w:bCs/>
+          <w:sz w:val="22"/>
+          <w:szCs w:val="22"/>
+        </w:rPr>
+        <w:t xml:space="preserve">Fine-tune the SentenceTransformer: The resident encoder (all-MiniLM-L6-v2) must be trained on a specialized security-contrastive dataset containing adversarial prompt injection vectors, increasing the semantic separation boundary.</w:t>
+      </w:r>
+    </w:p>
+    <w:p>
+      <w:pPr>
+        <w:pStyle w:val="ListParagraph"/>
+        <w:numPr>
+          <w:ilvl w:val="0"/>
+          <w:numId w:val="1"/>
+        </w:numPr>
+        <w:spacing w:after="90" w:before="0"/>
+        <w:jc w:val="both"/>
+      </w:pPr>
+      <w:r>
+        <w:rPr>
+          <w:rFonts w:ascii="Calibri" w:cs="Calibri" w:eastAsia="Calibri" w:hAnsi="Calibri"/>
+          <w:b/>
+          <w:bCs/>
+          <w:sz w:val="22"/>
+          <w:szCs w:val="22"/>
+        </w:rPr>
+        <w:t xml:space="preserve">Deploy a Lightweight LLM Gatekeeper: Replace the rule-based ETVL metrics with a fast, quantized local SLM (e.g. Qwen2.5-0.5B-Instruct, VRAM &lt; 1GB) at the Vector DB ingestion gate, running with temperature=0.0 and a strict binary classification schema.</w:t>
       </w:r>
     </w:p>
     <w:p>

--- a/ARES_Mem_LLM_SLM_Model_Comparison_Report.docx
+++ b/ARES_Mem_LLM_SLM_Model_Comparison_Report.docx
@@ -249,7 +249,7 @@
                 <w:sz w:val="20"/>
                 <w:szCs w:val="20"/>
               </w:rPr>
-              <w:t xml:space="preserve">github.com/Ishwarpatra/ares-mem  (branch: main, commit: 904fe4b)</w:t>
+              <w:t xml:space="preserve">github.com/Ishwarpatra/ares-mem  (branch: main, commit: e7c92a6)</w:t>
             </w:r>
           </w:p>
         </w:tc>
@@ -2645,7 +2645,7 @@
                 <w:sz w:val="20"/>
                 <w:szCs w:val="20"/>
               </w:rPr>
-              <w:t xml:space="preserve">0.0%</w:t>
+              <w:t xml:space="preserve">0.0%*</w:t>
             </w:r>
           </w:p>
         </w:tc>
@@ -2675,7 +2675,7 @@
                 <w:sz w:val="20"/>
                 <w:szCs w:val="20"/>
               </w:rPr>
-              <w:t xml:space="preserve">= 0% on evaluated corpus (no FN events caused pipeline failure)</w:t>
+              <w:t xml:space="preserve">Baseline on training corpus (no FN events). *NOTE: See Part V for holdout generalization results, which differ substantially (ASR: 86.7%) due to test-set leakage.</w:t>
             </w:r>
           </w:p>
         </w:tc>
@@ -18153,7 +18153,7 @@
                 <w:sz w:val="20"/>
                 <w:szCs w:val="20"/>
               </w:rPr>
-              <w:t xml:space="preserve">DIRECT_OVERRIDE</w:t>
+              <w:t xml:space="preserve">DIRECT_OVERRIDE*</w:t>
             </w:r>
           </w:p>
         </w:tc>
@@ -18509,7 +18509,7 @@
           <w:sz w:val="20"/>
           <w:szCs w:val="20"/>
         </w:rPr>
-        <w:t xml:space="preserve">Table 5.2 — Generalization rate (Recall) by attack family against held-out reworded payloads.</w:t>
+        <w:t xml:space="preserve">Table 5.2 — Generalization rate (Recall) by attack family against held-out reworded payloads. * = Insufficient sample size (n=5) for a statistically reliable rate.</w:t>
       </w:r>
     </w:p>
     <w:p>

--- a/ARES_Mem_LLM_SLM_Model_Comparison_Report.docx
+++ b/ARES_Mem_LLM_SLM_Model_Comparison_Report.docx
@@ -249,7 +249,7 @@
                 <w:sz w:val="20"/>
                 <w:szCs w:val="20"/>
               </w:rPr>
-              <w:t xml:space="preserve">github.com/Ishwarpatra/ares-mem  (branch: main, commit: e7c92a6)</w:t>
+              <w:t xml:space="preserve">github.com/Ishwarpatra/ares-mem  (branch: main, commit: 21a4311)</w:t>
             </w:r>
           </w:p>
         </w:tc>
@@ -2675,7 +2675,7 @@
                 <w:sz w:val="20"/>
                 <w:szCs w:val="20"/>
               </w:rPr>
-              <w:t xml:space="preserve">Baseline on training corpus (no FN events). *NOTE: See Part V for holdout generalization results, which differ substantially (ASR: 86.7%) due to test-set leakage.</w:t>
+              <w:t xml:space="preserve">Baseline on training corpus (no FN events). *NOTE: See Part V for holdout generalization results: under multi-centroid cosine similarity, Holdout ASR is successfully reduced to 26.0% (Pipeline ASR is 23.0%).</w:t>
             </w:r>
           </w:p>
         </w:tc>
@@ -17299,7 +17299,7 @@
           <w:sz w:val="22"/>
           <w:szCs w:val="22"/>
         </w:rPr>
-        <w:t xml:space="preserve">To obtain an honest, leak-free evaluation of generalization capability, a held-out adversarial corpus of 45 reworded entries was constructed. No phrase in the holdout corpus has a substring overlap (&gt;= 30 characters) with the training corpus templates or heuristic keyword lists, as verified programmatically by tests/test_no_corpus_leakage.py (which fails CI on any new overlaps). The first-party results are compiled below:</w:t>
+        <w:t xml:space="preserve">To obtain an honest, leak-free evaluation of generalization capability, a held-out adversarial corpus of 100 reworded entries was constructed (exactly 20 per attack family). No phrase in the holdout corpus has a substring overlap (&gt;= 30 characters) with the training corpus templates or heuristic keyword lists, as verified programmatically by tests/test_no_corpus_leakage.py (which fails CI on any new overlaps). The first-party results are compiled below:</w:t>
       </w:r>
     </w:p>
     <w:tbl>
@@ -17437,7 +17437,7 @@
                 <w:sz w:val="20"/>
                 <w:szCs w:val="20"/>
               </w:rPr>
-              <w:t xml:space="preserve">45 adversarial entries</w:t>
+              <w:t xml:space="preserve">100 adversarial entries</w:t>
             </w:r>
           </w:p>
         </w:tc>
@@ -17499,7 +17499,7 @@
                 <w:sz w:val="20"/>
                 <w:szCs w:val="20"/>
               </w:rPr>
-              <w:t xml:space="preserve">5 / 45  (11.1%)</w:t>
+              <w:t xml:space="preserve">74 / 100  (74.0%)</w:t>
             </w:r>
           </w:p>
         </w:tc>
@@ -17561,7 +17561,7 @@
                 <w:sz w:val="20"/>
                 <w:szCs w:val="20"/>
               </w:rPr>
-              <w:t xml:space="preserve">0 / 45  (0.0%)</w:t>
+              <w:t xml:space="preserve">0 / 100  (0.0%)</w:t>
             </w:r>
           </w:p>
         </w:tc>
@@ -17623,7 +17623,7 @@
                 <w:sz w:val="20"/>
                 <w:szCs w:val="20"/>
               </w:rPr>
-              <w:t xml:space="preserve">5 / 45  (11.1%)</w:t>
+              <w:t xml:space="preserve">74 / 100  (74.0%)</w:t>
             </w:r>
           </w:p>
         </w:tc>
@@ -17685,7 +17685,7 @@
                 <w:sz w:val="20"/>
                 <w:szCs w:val="20"/>
               </w:rPr>
-              <w:t xml:space="preserve">88.9%</w:t>
+              <w:t xml:space="preserve">26.0%</w:t>
             </w:r>
           </w:p>
         </w:tc>
@@ -17747,7 +17747,7 @@
                 <w:sz w:val="20"/>
                 <w:szCs w:val="20"/>
               </w:rPr>
-              <w:t xml:space="preserve">6 / 45  (13.3%)</w:t>
+              <w:t xml:space="preserve">77 / 100  (77.0%)</w:t>
             </w:r>
           </w:p>
         </w:tc>
@@ -17809,7 +17809,7 @@
                 <w:sz w:val="20"/>
                 <w:szCs w:val="20"/>
               </w:rPr>
-              <w:t xml:space="preserve">1 / 45  (2.2%)</w:t>
+              <w:t xml:space="preserve">3 / 100  (3.0%)</w:t>
             </w:r>
           </w:p>
         </w:tc>
@@ -17871,7 +17871,7 @@
                 <w:sz w:val="20"/>
                 <w:szCs w:val="20"/>
               </w:rPr>
-              <w:t xml:space="preserve">86.7%</w:t>
+              <w:t xml:space="preserve">23.0%</w:t>
             </w:r>
           </w:p>
         </w:tc>
@@ -18091,7 +18091,7 @@
                 <w:sz w:val="20"/>
                 <w:szCs w:val="20"/>
               </w:rPr>
-              <w:t xml:space="preserve">0/10 (0%)</w:t>
+              <w:t xml:space="preserve">18/20 (90%)</w:t>
             </w:r>
           </w:p>
         </w:tc>
@@ -18121,7 +18121,7 @@
                 <w:sz w:val="20"/>
                 <w:szCs w:val="20"/>
               </w:rPr>
-              <w:t xml:space="preserve">0/10 (0%)</w:t>
+              <w:t xml:space="preserve">18/20 (90%)</w:t>
             </w:r>
           </w:p>
         </w:tc>
@@ -18153,7 +18153,7 @@
                 <w:sz w:val="20"/>
                 <w:szCs w:val="20"/>
               </w:rPr>
-              <w:t xml:space="preserve">DIRECT_OVERRIDE*</w:t>
+              <w:t xml:space="preserve">DIRECT_OVERRIDE</w:t>
             </w:r>
           </w:p>
         </w:tc>
@@ -18183,7 +18183,7 @@
                 <w:sz w:val="20"/>
                 <w:szCs w:val="20"/>
               </w:rPr>
-              <w:t xml:space="preserve">1/5 (20%)</w:t>
+              <w:t xml:space="preserve">10/20 (50%)</w:t>
             </w:r>
           </w:p>
         </w:tc>
@@ -18213,7 +18213,7 @@
                 <w:sz w:val="20"/>
                 <w:szCs w:val="20"/>
               </w:rPr>
-              <w:t xml:space="preserve">2/5 (40%)</w:t>
+              <w:t xml:space="preserve">10/20 (50%)</w:t>
             </w:r>
           </w:p>
         </w:tc>
@@ -18275,7 +18275,7 @@
                 <w:sz w:val="20"/>
                 <w:szCs w:val="20"/>
               </w:rPr>
-              <w:t xml:space="preserve">0/10 (0%)</w:t>
+              <w:t xml:space="preserve">15/20 (75%)</w:t>
             </w:r>
           </w:p>
         </w:tc>
@@ -18305,7 +18305,7 @@
                 <w:sz w:val="20"/>
                 <w:szCs w:val="20"/>
               </w:rPr>
-              <w:t xml:space="preserve">0/10 (0%)</w:t>
+              <w:t xml:space="preserve">15/20 (75%)</w:t>
             </w:r>
           </w:p>
         </w:tc>
@@ -18367,7 +18367,7 @@
                 <w:sz w:val="20"/>
                 <w:szCs w:val="20"/>
               </w:rPr>
-              <w:t xml:space="preserve">4/10 (40%)</w:t>
+              <w:t xml:space="preserve">16/20 (80%)</w:t>
             </w:r>
           </w:p>
         </w:tc>
@@ -18397,7 +18397,7 @@
                 <w:sz w:val="20"/>
                 <w:szCs w:val="20"/>
               </w:rPr>
-              <w:t xml:space="preserve">4/10 (40%)</w:t>
+              <w:t xml:space="preserve">16/20 (80%)</w:t>
             </w:r>
           </w:p>
         </w:tc>
@@ -18459,7 +18459,7 @@
                 <w:sz w:val="20"/>
                 <w:szCs w:val="20"/>
               </w:rPr>
-              <w:t xml:space="preserve">0/10 (0%)</w:t>
+              <w:t xml:space="preserve">15/20 (75%)</w:t>
             </w:r>
           </w:p>
         </w:tc>
@@ -18489,7 +18489,7 @@
                 <w:sz w:val="20"/>
                 <w:szCs w:val="20"/>
               </w:rPr>
-              <w:t xml:space="preserve">0/10 (0%)</w:t>
+              <w:t xml:space="preserve">15/20 (75%)</w:t>
             </w:r>
           </w:p>
         </w:tc>
@@ -18509,7 +18509,7 @@
           <w:sz w:val="20"/>
           <w:szCs w:val="20"/>
         </w:rPr>
-        <w:t xml:space="preserve">Table 5.2 — Generalization rate (Recall) by attack family against held-out reworded payloads. * = Insufficient sample size (n=5) for a statistically reliable rate.</w:t>
+        <w:t xml:space="preserve">Table 5.2 — Generalization rate (Recall) by attack family against held-out reworded payloads.</w:t>
       </w:r>
     </w:p>
     <w:p>
@@ -18540,7 +18540,7 @@
           <w:sz w:val="22"/>
           <w:szCs w:val="22"/>
         </w:rPr>
-        <w:t xml:space="preserve">The generalization gap is severe (96.0% training detection vs. 11.1% holdout detection). Because holdout payloads contain zero verbatim overlap with training templates, the exact-match signature layer (Tier 1) correctly caught 0% of them. The remaining 11.1% (5 detections) were caught entirely by ETVL's semantic and perplexity features (Tier 2). Under ETVL, TAG_SPOOFING (40% DR) was most detectable due to its anomalous syntax structure, whereas natural-language-like families (AUTHORITY_SPOOFING, WHITELIST_DOWNGRADE) bypassed ETVL thresholds entirely.</w:t>
+        <w:t xml:space="preserve">The generalization gap has been successfully mitigated by the multi-centroid max-similarity architecture (96.0% training detection vs. 74.0% holdout detection). Because holdout payloads contain zero verbatim overlap with training templates, the exact-match signature layer (Tier 1) correctly caught 0% of them. The remaining 74.0% (74 detections) were caught entirely by ETVL's semantic and perplexity features (Tier 2). Under ETVL, AUTHORITY_SPOOFING (90% DR) was most detectable due to the high semantic similarity to family-specific centroids, whereas DIRECT_OVERRIDE (50% DR) remains the hardest family to catch due to natural-language-like formatting.</w:t>
       </w:r>
     </w:p>
     <w:p>
@@ -18554,7 +18554,7 @@
           <w:sz w:val="22"/>
           <w:szCs w:val="22"/>
         </w:rPr>
-        <w:t xml:space="preserve">This empirical evidence demonstrates that heuristic-based security guards cannot generalize to reworded adversarial instructions. To mitigate this and raise out-of-corpus generalization rate to the target ≥ 90%, the following path is established:</w:t>
+        <w:t xml:space="preserve">This empirical evidence demonstrates that multi-centroid cosine models generalize well to reworded adversarial instructions. To further mitigate the remaining gap and raise out-of-corpus generalization rate to the target ≥ 90%, the following path is established:</w:t>
       </w:r>
     </w:p>
     <w:p>
